--- a/main/00规范文档/规范文档.docx
+++ b/main/00规范文档/规范文档.docx
@@ -4,28 +4,512 @@
   <w:body>
     <w:p>
       <w:pPr>
-        <w:rPr>
-          <w:rFonts w:hint="eastAsia"/>
+        <w:jc w:val="both"/>
+      </w:pPr>
+      <w:r>
+        <w:rPr>
+          <w:rFonts w:ascii="宋体" w:cs="宋体"/>
+          <w:sz w:val="21"/>
+          <w:szCs w:val="21"/>
+        </w:rPr>
+        <w:t>方案</w:t>
+      </w:r>
+    </w:p>
+    <w:p>
+      <w:pPr>
+        <w:jc w:val="both"/>
+      </w:pPr>
+      <w:r>
+        <w:rPr>
+          <w:rFonts w:ascii="宋体" w:cs="宋体"/>
+          <w:sz w:val="21"/>
+          <w:szCs w:val="21"/>
+        </w:rPr>
+        <w:t>整体使用</w:t>
+      </w:r>
+      <w:r>
+        <w:rPr>
+          <w:rFonts w:ascii="宋体" w:cs="宋体"/>
+          <w:b/>
+          <w:bCs/>
+          <w:sz w:val="21"/>
+          <w:szCs w:val="21"/>
+        </w:rPr>
+        <w:t>GitHub</w:t>
+      </w:r>
+      <w:r>
+        <w:rPr>
+          <w:rFonts w:ascii="宋体" w:cs="宋体"/>
+          <w:sz w:val="21"/>
+          <w:szCs w:val="21"/>
+        </w:rPr>
+        <w:t>进行共享</w:t>
+      </w:r>
+    </w:p>
+    <w:p>
+      <w:pPr>
+        <w:jc w:val="both"/>
+      </w:pPr>
+      <w:r>
+        <w:rPr>
+          <w:rFonts w:ascii="宋体" w:cs="宋体"/>
+          <w:sz w:val="21"/>
+          <w:szCs w:val="21"/>
+        </w:rPr>
+        <w:t>1.</w:t>
+      </w:r>
+      <w:r>
+        <w:rPr>
+          <w:rFonts w:ascii="宋体" w:cs="宋体"/>
+          <w:sz w:val="24"/>
+          <w:szCs w:val="24"/>
+        </w:rPr>
+        <w:t>收集整理里耶秦简相关文献、图片、释文及背景资料：</w:t>
+      </w:r>
+    </w:p>
+    <w:p>
+      <w:pPr>
+        <w:ind w:firstLine="420"/>
+        <w:jc w:val="both"/>
+      </w:pPr>
+      <w:r>
+        <w:rPr>
+          <w:rFonts w:ascii="宋体" w:cs="宋体"/>
+          <w:sz w:val="24"/>
+          <w:szCs w:val="24"/>
+        </w:rPr>
+        <w:t>途径：从线上资源、文档等；购买图书，图片；新闻报道、学者文章等</w:t>
+      </w:r>
+    </w:p>
+    <w:p>
+      <w:pPr>
+        <w:ind w:firstLine="420"/>
+        <w:jc w:val="both"/>
+      </w:pPr>
+      <w:r>
+        <w:rPr>
+          <w:rFonts w:ascii="宋体" w:cs="宋体"/>
+          <w:sz w:val="24"/>
+          <w:szCs w:val="24"/>
+        </w:rPr>
+        <w:t>规范：各个资源表明</w:t>
+      </w:r>
+      <w:r>
+        <w:rPr>
+          <w:rFonts w:ascii="宋体" w:cs="宋体"/>
+          <w:b/>
+          <w:bCs/>
+          <w:sz w:val="24"/>
+          <w:szCs w:val="24"/>
+        </w:rPr>
+        <w:t>简号，来源出处，网址，推荐用途，分类整理</w:t>
+      </w:r>
+      <w:r>
+        <w:rPr>
+          <w:rFonts w:ascii="宋体" w:cs="宋体"/>
+          <w:sz w:val="24"/>
+          <w:szCs w:val="24"/>
+        </w:rPr>
+        <w:t>等</w:t>
+      </w:r>
+    </w:p>
+    <w:p>
+      <w:pPr>
+        <w:ind w:firstLine="420"/>
+        <w:jc w:val="both"/>
+      </w:pPr>
+      <w:r>
+        <w:rPr>
+          <w:rFonts w:ascii="宋体" w:cs="宋体"/>
+          <w:sz w:val="24"/>
+          <w:szCs w:val="24"/>
+        </w:rPr>
+        <w:t>预算：</w:t>
+      </w:r>
+      <w:r>
+        <w:rPr>
+          <w:rFonts w:hint="eastAsia" w:ascii="宋体" w:cs="宋体"/>
+          <w:sz w:val="24"/>
+          <w:szCs w:val="24"/>
           <w:lang w:val="en-US" w:eastAsia="zh-CN"/>
         </w:rPr>
-      </w:pPr>
-      <w:r>
-        <w:rPr>
-          <w:rFonts w:hint="eastAsia"/>
-          <w:lang w:val="en-US" w:eastAsia="zh-CN"/>
-        </w:rPr>
-        <w:t>1.所有编号尽量以简号为编号</w:t>
-      </w:r>
-    </w:p>
-    <w:p>
-      <w:pPr>
-        <w:rPr>
-          <w:rFonts w:hint="default"/>
-          <w:lang w:val="en-US" w:eastAsia="zh-CN"/>
-        </w:rPr>
-      </w:pPr>
+        <w:t>5</w:t>
+      </w:r>
+      <w:r>
+        <w:rPr>
+          <w:rFonts w:ascii="宋体" w:cs="宋体"/>
+          <w:sz w:val="24"/>
+          <w:szCs w:val="24"/>
+        </w:rPr>
+        <w:t>00（购买图书与线上文档）</w:t>
+      </w:r>
+    </w:p>
+    <w:p>
+      <w:pPr>
+        <w:jc w:val="both"/>
+      </w:pPr>
+      <w:r>
+        <w:rPr>
+          <w:rFonts w:ascii="宋体" w:cs="宋体"/>
+          <w:sz w:val="24"/>
+          <w:szCs w:val="24"/>
+        </w:rPr>
+        <w:t>2.对秦简进行分类整理，如</w:t>
+      </w:r>
+      <w:r>
+        <w:rPr>
+          <w:rFonts w:ascii="宋体" w:cs="宋体"/>
+          <w:b/>
+          <w:bCs/>
+          <w:sz w:val="24"/>
+          <w:szCs w:val="24"/>
+        </w:rPr>
+        <w:t>行政、司法、邮驿、户籍、物资、日常生活</w:t>
+      </w:r>
+      <w:r>
+        <w:rPr>
+          <w:rFonts w:ascii="宋体" w:cs="宋体"/>
+          <w:sz w:val="24"/>
+          <w:szCs w:val="24"/>
+        </w:rPr>
+        <w:t>等</w:t>
+      </w:r>
+    </w:p>
+    <w:p>
+      <w:pPr>
+        <w:ind w:firstLine="420"/>
+        <w:jc w:val="both"/>
+      </w:pPr>
+      <w:r>
+        <w:rPr>
+          <w:rFonts w:ascii="宋体" w:cs="宋体"/>
+          <w:sz w:val="24"/>
+          <w:szCs w:val="24"/>
+        </w:rPr>
+        <w:t>规范：对文档和图片进行分类整理，使用简号作为id</w:t>
+      </w:r>
+    </w:p>
+    <w:p>
+      <w:pPr>
+        <w:jc w:val="both"/>
+      </w:pPr>
+      <w:r>
+        <w:rPr>
+          <w:rFonts w:ascii="宋体" w:cs="宋体"/>
+          <w:sz w:val="24"/>
+          <w:szCs w:val="24"/>
+        </w:rPr>
+        <w:t>3.筛选具有故事性、代表性、美育价值的秦简内容</w:t>
+      </w:r>
+    </w:p>
+    <w:p>
+      <w:pPr>
+        <w:ind w:firstLine="420"/>
+        <w:jc w:val="both"/>
+      </w:pPr>
+      <w:r>
+        <w:rPr>
+          <w:rFonts w:ascii="宋体" w:cs="宋体"/>
+          <w:sz w:val="24"/>
+          <w:szCs w:val="24"/>
+        </w:rPr>
+        <w:t>规范：记录获取来源出处，提供原文以及解析，图片等</w:t>
+      </w:r>
+    </w:p>
+    <w:p>
+      <w:pPr>
+        <w:jc w:val="both"/>
+      </w:pPr>
+      <w:r>
+        <w:rPr>
+          <w:rFonts w:ascii="宋体" w:cs="宋体"/>
+          <w:sz w:val="24"/>
+          <w:szCs w:val="24"/>
+        </w:rPr>
+        <w:t>5.图片</w:t>
+      </w:r>
+    </w:p>
+    <w:p>
+      <w:pPr>
+        <w:ind w:firstLine="420"/>
+        <w:jc w:val="both"/>
+      </w:pPr>
+      <w:r>
+        <w:rPr>
+          <w:rFonts w:ascii="宋体" w:cs="宋体"/>
+          <w:sz w:val="24"/>
+          <w:szCs w:val="24"/>
+        </w:rPr>
+        <w:t>规范：表明图片出处，使用简号命名，并记录图片所描述内容</w:t>
+      </w:r>
+    </w:p>
+    <w:p>
+      <w:pPr>
+        <w:ind w:firstLine="420"/>
+        <w:jc w:val="both"/>
+      </w:pPr>
+      <w:r>
+        <w:rPr>
+          <w:rFonts w:ascii="宋体" w:cs="宋体"/>
+          <w:sz w:val="24"/>
+          <w:szCs w:val="24"/>
+        </w:rPr>
+        <w:t>预算：200（购买个别线上图片，图片处理软件会员）</w:t>
+      </w:r>
+    </w:p>
+    <w:p>
+      <w:pPr>
+        <w:jc w:val="both"/>
+      </w:pPr>
+      <w:r>
+        <w:rPr>
+          <w:rFonts w:ascii="宋体" w:cs="宋体"/>
+          <w:sz w:val="24"/>
+          <w:szCs w:val="24"/>
+        </w:rPr>
+        <w:t>4. 建立统一的图片引用、文字表述和资料出处规范</w:t>
+      </w:r>
+    </w:p>
+    <w:p>
+      <w:pPr>
+        <w:jc w:val="both"/>
+      </w:pPr>
+      <w:r>
+        <w:rPr>
+          <w:rFonts w:ascii="宋体" w:cs="宋体"/>
+          <w:sz w:val="24"/>
+          <w:szCs w:val="24"/>
+        </w:rPr>
+        <w:t>5.整理秦简文字、书法、简牍形制、书写方式等美育素材；</w:t>
+      </w:r>
       <w:bookmarkStart w:id="0" w:name="_GoBack"/>
       <w:bookmarkEnd w:id="0"/>
+    </w:p>
+    <w:p>
+      <w:pPr>
+        <w:ind w:firstLine="420"/>
+        <w:jc w:val="both"/>
+      </w:pPr>
+      <w:r>
+        <w:rPr>
+          <w:rFonts w:ascii="宋体" w:cs="宋体"/>
+          <w:sz w:val="24"/>
+          <w:szCs w:val="24"/>
+        </w:rPr>
+        <w:t>规范：记录来源，美育价值，书法与书写方式介绍</w:t>
+      </w:r>
+    </w:p>
+    <w:p>
+      <w:pPr>
+        <w:jc w:val="both"/>
+      </w:pPr>
+      <w:r>
+        <w:rPr>
+          <w:rFonts w:hint="eastAsia" w:ascii="宋体" w:cs="宋体"/>
+          <w:sz w:val="24"/>
+          <w:szCs w:val="24"/>
+          <w:lang w:val="en-US" w:eastAsia="zh-CN"/>
+        </w:rPr>
+        <w:t>其他</w:t>
+      </w:r>
+      <w:r>
+        <w:rPr>
+          <w:rFonts w:ascii="宋体" w:cs="宋体"/>
+          <w:sz w:val="24"/>
+          <w:szCs w:val="24"/>
+        </w:rPr>
+        <w:t>预算：</w:t>
+      </w:r>
+      <w:r>
+        <w:rPr>
+          <w:rFonts w:hint="eastAsia" w:ascii="宋体" w:cs="宋体"/>
+          <w:sz w:val="24"/>
+          <w:szCs w:val="24"/>
+          <w:lang w:val="en-US" w:eastAsia="zh-CN"/>
+        </w:rPr>
+        <w:t>150</w:t>
+      </w:r>
+      <w:r>
+        <w:rPr>
+          <w:rFonts w:ascii="宋体" w:cs="宋体"/>
+          <w:sz w:val="24"/>
+          <w:szCs w:val="24"/>
+        </w:rPr>
+        <w:t>（智能体）+网盘（</w:t>
+      </w:r>
+      <w:r>
+        <w:rPr>
+          <w:rFonts w:hint="eastAsia" w:ascii="宋体" w:cs="宋体"/>
+          <w:sz w:val="24"/>
+          <w:szCs w:val="24"/>
+          <w:lang w:val="en-US" w:eastAsia="zh-CN"/>
+        </w:rPr>
+        <w:t>150</w:t>
+      </w:r>
+      <w:r>
+        <w:rPr>
+          <w:rFonts w:ascii="宋体" w:cs="宋体"/>
+          <w:sz w:val="24"/>
+          <w:szCs w:val="24"/>
+        </w:rPr>
+        <w:t>）</w:t>
+      </w:r>
+    </w:p>
+    <w:p>
+      <w:pPr>
+        <w:jc w:val="both"/>
+        <w:rPr>
+          <w:rFonts w:ascii="宋体" w:cs="宋体"/>
+          <w:sz w:val="24"/>
+          <w:szCs w:val="24"/>
+        </w:rPr>
+      </w:pPr>
+      <w:r>
+        <w:rPr>
+          <w:rFonts w:ascii="宋体" w:cs="宋体"/>
+          <w:sz w:val="24"/>
+          <w:szCs w:val="24"/>
+        </w:rPr>
+        <w:t>总计：约</w:t>
+      </w:r>
+      <w:r>
+        <w:rPr>
+          <w:rFonts w:hint="eastAsia" w:ascii="宋体" w:cs="宋体"/>
+          <w:sz w:val="24"/>
+          <w:szCs w:val="24"/>
+          <w:lang w:val="en-US" w:eastAsia="zh-CN"/>
+        </w:rPr>
+        <w:t>1</w:t>
+      </w:r>
+      <w:r>
+        <w:rPr>
+          <w:rFonts w:ascii="宋体" w:cs="宋体"/>
+          <w:sz w:val="24"/>
+          <w:szCs w:val="24"/>
+        </w:rPr>
+        <w:t>0</w:t>
+      </w:r>
+      <w:r>
+        <w:rPr>
+          <w:rFonts w:hint="eastAsia" w:ascii="宋体" w:cs="宋体"/>
+          <w:sz w:val="24"/>
+          <w:szCs w:val="24"/>
+          <w:lang w:val="en-US" w:eastAsia="zh-CN"/>
+        </w:rPr>
+        <w:t>0</w:t>
+      </w:r>
+      <w:r>
+        <w:rPr>
+          <w:rFonts w:ascii="宋体" w:cs="宋体"/>
+          <w:sz w:val="24"/>
+          <w:szCs w:val="24"/>
+        </w:rPr>
+        <w:t>0元</w:t>
+      </w:r>
+    </w:p>
+    <w:p>
+      <w:pPr>
+        <w:jc w:val="both"/>
+        <w:rPr>
+          <w:rFonts w:hint="eastAsia" w:eastAsiaTheme="minorEastAsia"/>
+          <w:lang w:eastAsia="zh-CN"/>
+        </w:rPr>
+      </w:pPr>
+      <w:r>
+        <w:rPr>
+          <w:rFonts w:hint="eastAsia" w:eastAsiaTheme="minorEastAsia"/>
+          <w:lang w:eastAsia="zh-CN"/>
+        </w:rPr>
+        <w:drawing>
+          <wp:inline distT="0" distB="0" distL="114300" distR="114300">
+            <wp:extent cx="5269865" cy="4665345"/>
+            <wp:effectExtent l="0" t="0" r="3175" b="13335"/>
+            <wp:docPr id="1" name="图片 1" descr="ab2f98dbe16ea270ef97257515d8f952"/>
+            <wp:cNvGraphicFramePr>
+              <a:graphicFrameLocks xmlns:a="http://schemas.openxmlformats.org/drawingml/2006/main" noChangeAspect="1"/>
+            </wp:cNvGraphicFramePr>
+            <a:graphic xmlns:a="http://schemas.openxmlformats.org/drawingml/2006/main">
+              <a:graphicData uri="http://schemas.openxmlformats.org/drawingml/2006/picture">
+                <pic:pic xmlns:pic="http://schemas.openxmlformats.org/drawingml/2006/picture">
+                  <pic:nvPicPr>
+                    <pic:cNvPr id="1" name="图片 1" descr="ab2f98dbe16ea270ef97257515d8f952"/>
+                    <pic:cNvPicPr>
+                      <a:picLocks noChangeAspect="1"/>
+                    </pic:cNvPicPr>
+                  </pic:nvPicPr>
+                  <pic:blipFill>
+                    <a:blip r:embed="rId4"/>
+                    <a:stretch>
+                      <a:fillRect/>
+                    </a:stretch>
+                  </pic:blipFill>
+                  <pic:spPr>
+                    <a:xfrm>
+                      <a:off x="0" y="0"/>
+                      <a:ext cx="5269865" cy="4665345"/>
+                    </a:xfrm>
+                    <a:prstGeom prst="rect">
+                      <a:avLst/>
+                    </a:prstGeom>
+                  </pic:spPr>
+                </pic:pic>
+              </a:graphicData>
+            </a:graphic>
+          </wp:inline>
+        </w:drawing>
+      </w:r>
+    </w:p>
+    <w:p>
+      <w:pPr>
+        <w:jc w:val="both"/>
+        <w:rPr>
+          <w:rFonts w:hint="eastAsia" w:eastAsiaTheme="minorEastAsia"/>
+          <w:lang w:eastAsia="zh-CN"/>
+        </w:rPr>
+      </w:pPr>
+      <w:r>
+        <w:drawing>
+          <wp:inline distT="0" distB="0" distL="114300" distR="114300">
+            <wp:extent cx="5272405" cy="1357630"/>
+            <wp:effectExtent l="0" t="0" r="635" b="13970"/>
+            <wp:docPr id="2" name="图片 1"/>
+            <wp:cNvGraphicFramePr>
+              <a:graphicFrameLocks xmlns:a="http://schemas.openxmlformats.org/drawingml/2006/main" noChangeAspect="1"/>
+            </wp:cNvGraphicFramePr>
+            <a:graphic xmlns:a="http://schemas.openxmlformats.org/drawingml/2006/main">
+              <a:graphicData uri="http://schemas.openxmlformats.org/drawingml/2006/picture">
+                <pic:pic xmlns:pic="http://schemas.openxmlformats.org/drawingml/2006/picture">
+                  <pic:nvPicPr>
+                    <pic:cNvPr id="2" name="图片 1"/>
+                    <pic:cNvPicPr>
+                      <a:picLocks noChangeAspect="1"/>
+                    </pic:cNvPicPr>
+                  </pic:nvPicPr>
+                  <pic:blipFill>
+                    <a:blip r:embed="rId5"/>
+                    <a:stretch>
+                      <a:fillRect/>
+                    </a:stretch>
+                  </pic:blipFill>
+                  <pic:spPr>
+                    <a:xfrm>
+                      <a:off x="0" y="0"/>
+                      <a:ext cx="5272405" cy="1357630"/>
+                    </a:xfrm>
+                    <a:prstGeom prst="rect">
+                      <a:avLst/>
+                    </a:prstGeom>
+                    <a:noFill/>
+                    <a:ln>
+                      <a:noFill/>
+                    </a:ln>
+                  </pic:spPr>
+                </pic:pic>
+              </a:graphicData>
+            </a:graphic>
+          </wp:inline>
+        </w:drawing>
+      </w:r>
     </w:p>
     <w:sectPr>
       <w:pgSz w:w="11906" w:h="16838"/>
